--- a/docs/word/04_セキュア活用ガイドライン.docx
+++ b/docs/word/04_セキュア活用ガイドライン.docx
@@ -77,7 +77,7 @@
           <w:rFonts w:ascii="Yu Gothic" w:hAnsi="Yu Gothic" w:eastAsia="游ゴシック"/>
           <w:b w:val="0"/>
         </w:rPr>
-        <w:t xml:space="preserve"> か（個人契約を業務に使ってよいか確認済み）</w:t>
+        <w:t xml:space="preserve"> か（個人向けプランを業務に使ってよいか確認済み）</w:t>
       </w:r>
     </w:p>
     <w:p>
